--- a/templates/documents/CONTRATOS CIVILES/CONTRATOS BAJO FIRMA PRIVADA/COMERCIALES/ACTA DE LA PRIMERA ASAMBLEA GENERAL ORDINARIA.docx
+++ b/templates/documents/CONTRATOS CIVILES/CONTRATOS BAJO FIRMA PRIVADA/COMERCIALES/ACTA DE LA PRIMERA ASAMBLEA GENERAL ORDINARIA.docx
@@ -4,468 +4,232 @@
   <w:body>
     <w:p>
       <w:pPr>
+        <w:spacing w:after="0" w:line="276" w:lineRule="auto"/>
+        <w:jc w:val="center"/>
+      </w:pPr>
+      <w:r>
+        <w:t xml:space="preserve">ACTA DE LA PRIMERA ASAMBLEA GENERAL ORDINARIA </w:t>
+      </w:r>
+    </w:p>
+    <w:p>
+      <w:pPr>
+        <w:spacing w:after="0" w:line="276" w:lineRule="auto"/>
+        <w:jc w:val="center"/>
+      </w:pPr>
+      <w:r>
+        <w:t>(CONSTITUTIVA) DE LA SOCIEDAD</w:t>
+      </w:r>
+    </w:p>
+    <w:p>
+      <w:pPr>
+        <w:spacing w:after="0" w:line="276" w:lineRule="auto"/>
+        <w:jc w:val="center"/>
+      </w:pPr>
+    </w:p>
+    <w:p>
+      <w:pPr>
+        <w:spacing w:after="0" w:line="276" w:lineRule="auto"/>
+        <w:jc w:val="center"/>
+      </w:pPr>
+      <w:r>
+        <w:t xml:space="preserve"> {{NOMBRE_SOCIEDAD}}</w:t>
+      </w:r>
+    </w:p>
+    <w:p>
+      <w:pPr>
+        <w:spacing w:after="0" w:line="276" w:lineRule="auto"/>
         <w:jc w:val="both"/>
       </w:pPr>
-      <w:r>
-        <w:rPr>
-          <w:b/>
-          <w:bCs/>
-        </w:rPr>
-        <w:t>ACTA DE LA PRIMERA ASAMBLEA GENERAL ORDINARIA (CONSTITUTIVA) DE LA SOCIEDAD [NOMBRE DE LA SOCIEDAD], S.R.L.</w:t>
-      </w:r>
-    </w:p>
-    <w:p>
-      <w:pPr>
+    </w:p>
+    <w:p>
+      <w:pPr>
+        <w:spacing w:after="0" w:line="276" w:lineRule="auto"/>
         <w:jc w:val="both"/>
       </w:pPr>
       <w:r>
-        <w:t>En la ciudad de [Ciudad], [Provincia/Distrito Nacional], República Dominicana, a los [Día en letras] ([Día en números]) días del mes de [Mes] del año [Año], siendo las [Hora] horas de la [Mañana/Tarde], se reunieron en el domicilio social de la sociedad, ubicado en [Dirección completa de la empresa], los señores:</w:t>
-      </w:r>
-    </w:p>
-    <w:p>
-      <w:pPr>
-        <w:numPr>
-          <w:ilvl w:val="0"/>
-          <w:numId w:val="1"/>
-        </w:numPr>
+        <w:t>En la ciudad de {{CIUDAD_FIRMA}}, República Dominicana, a los {{DIA_TEXTO}} ({{DIA_NUMERO}}) días del mes de {{MES_TEXTO}} del año {{AÑO_TEXTO}} ({{AÑO_NUMERO}}), siendo las {{HORA_ASAMBLEA_TEXTO}}, se reunieron en el domicilio social de la sociedad, ubicado en {{DIRECCION_ASAMBLEA}}, los señores:</w:t>
+      </w:r>
+    </w:p>
+    <w:p>
+      <w:pPr>
+        <w:spacing w:after="0" w:line="276" w:lineRule="auto"/>
         <w:jc w:val="both"/>
       </w:pPr>
-      <w:r>
-        <w:rPr>
-          <w:b/>
-          <w:bCs/>
-        </w:rPr>
-        <w:t>[NOMBRE DEL SOCIO 1]</w:t>
-      </w:r>
-      <w:r>
-        <w:t>, de nacionalidad [Nacionalidad], mayor de edad, [Estado Civil], titular de la Cédula de Identidad y Electoral / Pasaporte No. [Número], domiciliado y residente en [Dirección del socio], propietario de [Cantidad] Cuotas Sociales.</w:t>
-      </w:r>
-    </w:p>
-    <w:p>
-      <w:pPr>
-        <w:numPr>
-          <w:ilvl w:val="0"/>
-          <w:numId w:val="1"/>
-        </w:numPr>
+    </w:p>
+    <w:p>
+      <w:pPr>
+        <w:spacing w:after="0" w:line="276" w:lineRule="auto"/>
         <w:jc w:val="both"/>
       </w:pPr>
       <w:r>
-        <w:rPr>
-          <w:b/>
-          <w:bCs/>
-        </w:rPr>
-        <w:t>[NOMBRE DEL SOCIO 2]</w:t>
-      </w:r>
-      <w:r>
-        <w:t>, de nacionalidad [Nacionalidad], mayor de edad, [Estado Civil], titular de la Cédula de Identidad y Electoral / Pasaporte No. [Número], domiciliado y residente en [Dirección del socio], propietario de [Cantidad] Cuotas Sociales.</w:t>
-      </w:r>
-    </w:p>
-    <w:p>
-      <w:pPr>
+        <w:t>{{TRATAMIENTO_SOCIO 1}} {{NOMBRE_SOCIO 1}}, de nacionalidad {{NACIONALIDAD_SOCIO 1}}, mayor de edad, estado civil {{ESTADO CIVIL_SOCIO 1}}, titular de {{DOCUMENTO IDENTIDAD_SOCIO 1}}, domiciliado y residente en {{DIRECCION O DOMICILIO_SOCIO 1}}, propietario de {{CUOTAS_SUSCRITAS_SOCIO_1}} Cuotas Sociales.</w:t>
+      </w:r>
+    </w:p>
+    <w:p>
+      <w:pPr>
+        <w:spacing w:after="0" w:line="276" w:lineRule="auto"/>
         <w:jc w:val="both"/>
       </w:pPr>
       <w:r>
-        <w:rPr>
-          <w:b/>
-          <w:bCs/>
-        </w:rPr>
-        <w:t>COMPROBACIÓN DE QUÓRUM Y APERTURA</w:t>
-      </w:r>
-      <w:r>
-        <w:t xml:space="preserve"> Encontrándose presente el cien por ciento (100%) de los socios que suscriben y pagan el capital social, equivalente a [Monto del capital social en letras] PESOS DOMINICANOS (RD$ [Monto en números]), dividido en [Cantidad total de cuotas] cuotas sociales de un valor nominal de [Valor de la cuota] Pesos Dominicanos (RD$ [Monto]) cada una; la Asamblea se declara válidamente constituida de conformidad con las disposiciones de la </w:t>
-      </w:r>
-      <w:r>
-        <w:rPr>
-          <w:b/>
-          <w:bCs/>
-        </w:rPr>
-        <w:t>Ley No. 479-08 sobre Sociedades Comerciales y Empresas Individuales de Responsabilidad Limitada, modificada por la Ley No. 31-11</w:t>
-      </w:r>
-      <w:r>
-        <w:t>.</w:t>
-      </w:r>
-    </w:p>
-    <w:p>
-      <w:pPr>
+        <w:t>{{TRATAMIENTO_SOCIO 2}} {{NOMBRE_SOCIO 2}}, de nacionalidad {{NACIONALIDAD_SOCIO 2}}, mayor de edad, estado civil {{ESTADO CIVIL_SOCIO 2}}, titular de {{DOCUMENTO IDENTIDAD_SOCIO 2}}, domiciliado y residente en {{DIRECCION O DOMICILIO_SOCIO 2}}, propietario de {{CUOTAS_SUSCRITAS_SOCIO_2}} Cuotas Sociales.</w:t>
+      </w:r>
+    </w:p>
+    <w:p>
+      <w:pPr>
+        <w:spacing w:after="0" w:line="276" w:lineRule="auto"/>
         <w:jc w:val="both"/>
       </w:pPr>
-      <w:r>
-        <w:t xml:space="preserve">De inmediato, la Asamblea procedió a elegir su Bufete Directivo, designando por unanimidad de votos como </w:t>
+    </w:p>
+    <w:p>
+      <w:pPr>
+        <w:spacing w:after="0" w:line="276" w:lineRule="auto"/>
+        <w:jc w:val="both"/>
+      </w:pPr>
+      <w:r>
+        <w:t>COMPROBACIÓN DE QUÓRUM Y APERTURA: Encontrándose presente el cien por ciento (100%) de los socios que suscriben y pagan el capital social, equivalente a {{CAPITAL_SOCIAL_LETRAS}} ({{MONEDA_CONTRATO}} {{CAPITAL_SOCIAL_NUMEROS}}), dividido en {{CANTIDAD_CUOTAS_ACCIONES}} cuotas sociales de un valor nominal de {{VALOR_NOMINAL_CUOTA_ACCION}} cada una; la Asamblea se declara válidamente constituida de conformidad con las disposiciones de la Ley No. 479-08.</w:t>
+      </w:r>
+    </w:p>
+    <w:p>
+      <w:pPr>
+        <w:spacing w:after="0" w:line="276" w:lineRule="auto"/>
+        <w:jc w:val="both"/>
+      </w:pPr>
+    </w:p>
+    <w:p>
+      <w:pPr>
+        <w:spacing w:after="0" w:line="276" w:lineRule="auto"/>
+        <w:jc w:val="both"/>
+      </w:pPr>
+      <w:r>
+        <w:t>SEGUNDA RESOLUCIÓN: SE RESUELVE: Elegir y designar a {{TRATAMIENTO_GERENTE}} {{NOMBRE_GERENTE}}, titular de {{DOCUMENTO IDENTIDAD_GERENTE}}, como {{CARGO_GERENCIAL}} de la sociedad por un período de {{DURACION_DIRECTIVA}}, con las facultades y poderes que le confieren los Estatutos Sociales y la Ley. Sometida a votación esta resolución, es aprobada a unanimidad de votos.</w:t>
+      </w:r>
+    </w:p>
+    <w:p>
+      <w:pPr>
+        <w:spacing w:after="0" w:line="276" w:lineRule="auto"/>
+        <w:jc w:val="both"/>
+      </w:pPr>
+    </w:p>
+    <w:p>
+      <w:pPr>
+        <w:spacing w:after="0" w:line="276" w:lineRule="auto"/>
+        <w:jc w:val="both"/>
+      </w:pPr>
+      <w:r>
+        <w:t xml:space="preserve">TERCERA RESOLUCIÓN: SE RESUELVE: Otorgar poder especial, tan amplio como en derecho fuese necesario, a {{NOMBRE_ABOGADO_GESTOR}}, titular de {{DOCUMENTO IDENTIDAD_ABOGADO_GESTOR}}, para </w:t>
       </w:r>
       <w:proofErr w:type="gramStart"/>
       <w:r>
+        <w:t>que</w:t>
+      </w:r>
+      <w:proofErr w:type="gramEnd"/>
+      <w:r>
+        <w:t xml:space="preserve"> en nombre y </w:t>
+      </w:r>
+      <w:r>
+        <w:lastRenderedPageBreak/>
+        <w:t>representación de la sociedad, realice todas las gestiones necesarias por ante la Cámara de Comercio y Producción correspondiente y la DGII.</w:t>
+      </w:r>
+    </w:p>
+    <w:p>
+      <w:pPr>
+        <w:spacing w:after="0" w:line="276" w:lineRule="auto"/>
+        <w:jc w:val="both"/>
+      </w:pPr>
+    </w:p>
+    <w:p>
+      <w:pPr>
+        <w:spacing w:after="0" w:line="276" w:lineRule="auto"/>
+        <w:jc w:val="both"/>
+      </w:pPr>
+      <w:r>
+        <w:t xml:space="preserve">Y no habiendo otro asunto que tratar, el </w:t>
+      </w:r>
+      <w:proofErr w:type="gramStart"/>
+      <w:r>
         <w:t>Presidente</w:t>
       </w:r>
       <w:proofErr w:type="gramEnd"/>
       <w:r>
-        <w:t xml:space="preserve"> al señor(a) </w:t>
-      </w:r>
-      <w:r>
-        <w:rPr>
-          <w:b/>
-          <w:bCs/>
-        </w:rPr>
-        <w:t xml:space="preserve">[Nombre del </w:t>
+        <w:t xml:space="preserve"> declaró clausurada la Asamblea.</w:t>
+      </w:r>
+    </w:p>
+    <w:p>
+      <w:pPr>
+        <w:spacing w:after="0" w:line="276" w:lineRule="auto"/>
+        <w:jc w:val="both"/>
+      </w:pPr>
+    </w:p>
+    <w:p>
+      <w:pPr>
+        <w:spacing w:after="0" w:line="276" w:lineRule="auto"/>
+        <w:jc w:val="center"/>
+      </w:pPr>
+      <w:r>
+        <w:t xml:space="preserve">{{NOMBRE_SOCIO 1}} </w:t>
+      </w:r>
+      <w:r>
+        <w:tab/>
+      </w:r>
+      <w:r>
+        <w:tab/>
+      </w:r>
+      <w:r>
+        <w:tab/>
+      </w:r>
+      <w:r>
+        <w:t>{{NOMBRE_SOCIO 2}}</w:t>
+      </w:r>
+    </w:p>
+    <w:p>
+      <w:pPr>
+        <w:spacing w:after="0" w:line="276" w:lineRule="auto"/>
+        <w:jc w:val="center"/>
+      </w:pPr>
+      <w:r>
+        <w:t xml:space="preserve">Presidente de la Asamblea </w:t>
+      </w:r>
+      <w:r>
+        <w:tab/>
+      </w:r>
+      <w:r>
+        <w:tab/>
+      </w:r>
+      <w:r>
+        <w:tab/>
       </w:r>
       <w:proofErr w:type="gramStart"/>
       <w:r>
-        <w:rPr>
-          <w:b/>
-          <w:bCs/>
-        </w:rPr>
-        <w:t>Presidente</w:t>
+        <w:t>Secretario</w:t>
       </w:r>
       <w:proofErr w:type="gramEnd"/>
       <w:r>
-        <w:rPr>
-          <w:b/>
-          <w:bCs/>
-        </w:rPr>
-        <w:t>]</w:t>
-      </w:r>
-      <w:r>
-        <w:t xml:space="preserve"> y como </w:t>
-      </w:r>
-      <w:proofErr w:type="gramStart"/>
-      <w:r>
-        <w:t>Secretario</w:t>
-      </w:r>
-      <w:proofErr w:type="gramEnd"/>
-      <w:r>
-        <w:t xml:space="preserve"> al señor(a) </w:t>
-      </w:r>
-      <w:r>
-        <w:rPr>
-          <w:b/>
-          <w:bCs/>
-        </w:rPr>
-        <w:t xml:space="preserve">[Nombre del </w:t>
-      </w:r>
-      <w:proofErr w:type="gramStart"/>
-      <w:r>
-        <w:rPr>
-          <w:b/>
-          <w:bCs/>
-        </w:rPr>
-        <w:t>Secretario</w:t>
-      </w:r>
-      <w:proofErr w:type="gramEnd"/>
-      <w:r>
-        <w:rPr>
-          <w:b/>
-          <w:bCs/>
-        </w:rPr>
-        <w:t>]</w:t>
-      </w:r>
-      <w:r>
-        <w:t>.</w:t>
-      </w:r>
-    </w:p>
-    <w:p>
-      <w:pPr>
+        <w:t xml:space="preserve"> de la Asamblea</w:t>
+      </w:r>
+    </w:p>
+    <w:p>
+      <w:pPr>
+        <w:spacing w:after="0" w:line="276" w:lineRule="auto"/>
         <w:jc w:val="both"/>
       </w:pPr>
-      <w:r>
-        <w:t xml:space="preserve">El </w:t>
-      </w:r>
-      <w:proofErr w:type="gramStart"/>
-      <w:r>
-        <w:t>Presidente</w:t>
-      </w:r>
-      <w:proofErr w:type="gramEnd"/>
-      <w:r>
-        <w:t xml:space="preserve"> sometió a la consideración de los presentes el siguiente:</w:t>
-      </w:r>
-    </w:p>
-    <w:p>
-      <w:pPr>
-        <w:jc w:val="both"/>
-      </w:pPr>
-      <w:r>
-        <w:rPr>
-          <w:b/>
-          <w:bCs/>
-        </w:rPr>
-        <w:t>ORDEN DEL DÍA</w:t>
-      </w:r>
-      <w:r>
-        <w:t xml:space="preserve"> </w:t>
-      </w:r>
-      <w:r>
-        <w:rPr>
-          <w:b/>
-          <w:bCs/>
-        </w:rPr>
-        <w:t>ÚNICO:</w:t>
-      </w:r>
-      <w:r>
-        <w:t xml:space="preserve"> Aprobar el Acto Constitutivo y los Estatutos Sociales, declarar definitivamente constituida la Sociedad, designar al (los) Gerente(s) de la misma y otorgar poder para los fines de registro.</w:t>
-      </w:r>
-    </w:p>
-    <w:p>
-      <w:pPr>
-        <w:jc w:val="both"/>
-      </w:pPr>
-      <w:r>
-        <w:t>Tras las deliberaciones de lugar, la Asamblea, por el voto unánime de las cuotas sociales representadas, adoptó las siguientes resoluciones:</w:t>
-      </w:r>
-    </w:p>
-    <w:p>
-      <w:pPr>
-        <w:jc w:val="both"/>
-      </w:pPr>
-      <w:r>
-        <w:rPr>
-          <w:b/>
-          <w:bCs/>
-        </w:rPr>
-        <w:t>PRIMERA RESOLUCIÓN</w:t>
-      </w:r>
-      <w:r>
-        <w:t xml:space="preserve"> </w:t>
-      </w:r>
-      <w:r>
-        <w:rPr>
-          <w:b/>
-          <w:bCs/>
-        </w:rPr>
-        <w:t>SE RESUELVE:</w:t>
-      </w:r>
-      <w:r>
-        <w:t xml:space="preserve"> Aprobar en todas sus partes el Acto Constitutivo y los Estatutos Sociales de la entidad </w:t>
-      </w:r>
-      <w:r>
-        <w:rPr>
-          <w:b/>
-          <w:bCs/>
-        </w:rPr>
-        <w:t>[NOMBRE DE LA SOCIEDAD], S.R.L.</w:t>
-      </w:r>
-      <w:r>
-        <w:t xml:space="preserve">, suscritos en fecha [Fecha de los estatutos], declarando en consecuencia a la sociedad formal y definitivamente constituida, reconociendo que el capital social ha sido totalmente suscrito y pagado por los socios fundadores. </w:t>
-      </w:r>
-      <w:r>
-        <w:rPr>
-          <w:i/>
-          <w:iCs/>
-        </w:rPr>
-        <w:t>Sometida a votación esta resolución, es aprobada a unanimidad de votos.</w:t>
-      </w:r>
-    </w:p>
-    <w:p>
-      <w:pPr>
-        <w:jc w:val="both"/>
-      </w:pPr>
-      <w:r>
-        <w:rPr>
-          <w:b/>
-          <w:bCs/>
-        </w:rPr>
-        <w:lastRenderedPageBreak/>
-        <w:t>SEGUNDA RESOLUCIÓN</w:t>
-      </w:r>
-      <w:r>
-        <w:t xml:space="preserve"> </w:t>
-      </w:r>
-      <w:r>
-        <w:rPr>
-          <w:b/>
-          <w:bCs/>
-        </w:rPr>
-        <w:t>SE RESUELVE:</w:t>
-      </w:r>
-      <w:r>
-        <w:t xml:space="preserve"> Designar, de conformidad con los Estatutos Sociales, al señor(a) </w:t>
-      </w:r>
-      <w:r>
-        <w:rPr>
-          <w:b/>
-          <w:bCs/>
-        </w:rPr>
-        <w:t>[Nombre del Gerente]</w:t>
-      </w:r>
-      <w:r>
-        <w:t xml:space="preserve">, titular de la Cédula de Identidad y Electoral No. [Número de Cédula], como </w:t>
-      </w:r>
-      <w:r>
-        <w:rPr>
-          <w:b/>
-          <w:bCs/>
-        </w:rPr>
-        <w:t>GERENTE [Añadir "General" o "Administrador" si aplica]</w:t>
-      </w:r>
-      <w:r>
-        <w:t xml:space="preserve"> de la sociedad por un período de [Número de años, usualmente 2 a 6] años, con las facultades y poderes que le confieren los Estatutos Sociales y la Ley. </w:t>
-      </w:r>
-      <w:r>
-        <w:rPr>
-          <w:i/>
-          <w:iCs/>
-        </w:rPr>
-        <w:t>Sometida a votación esta resolución, es aprobada a unanimidad de votos.</w:t>
-      </w:r>
-    </w:p>
-    <w:p>
-      <w:pPr>
-        <w:jc w:val="both"/>
-      </w:pPr>
-      <w:r>
-        <w:rPr>
-          <w:b/>
-          <w:bCs/>
-        </w:rPr>
-        <w:t>TERCERA RESOLUCIÓN</w:t>
-      </w:r>
-      <w:r>
-        <w:t xml:space="preserve"> </w:t>
-      </w:r>
-      <w:r>
-        <w:rPr>
-          <w:b/>
-          <w:bCs/>
-        </w:rPr>
-        <w:t>SE RESUELVE:</w:t>
-      </w:r>
-      <w:r>
-        <w:t xml:space="preserve"> Otorgar poder especial, tan amplio como en derecho fuese necesario, al(la) señor(a) </w:t>
-      </w:r>
-      <w:r>
-        <w:rPr>
-          <w:b/>
-          <w:bCs/>
-        </w:rPr>
-        <w:t>[Nombre del Abogado o Gestor]</w:t>
-      </w:r>
-      <w:r>
-        <w:t xml:space="preserve">, titular de la Cédula de Identidad y Electoral No. [Número de Cédula], para </w:t>
-      </w:r>
-      <w:proofErr w:type="gramStart"/>
-      <w:r>
-        <w:t>que</w:t>
-      </w:r>
-      <w:proofErr w:type="gramEnd"/>
-      <w:r>
-        <w:t xml:space="preserve"> en nombre y representación de la sociedad, realice todas las gestiones necesarias por ante la Cámara de Comercio y Producción correspondiente, la Dirección General de Impuestos Internos (DGII), y demás instituciones públicas o privadas, a fin de obtener el Registro Mercantil y el Registro Nacional de Contribuyentes (RNC), pudiendo firmar cualquier formulario, instancia o documento necesario a tales fines. </w:t>
-      </w:r>
-      <w:r>
-        <w:rPr>
-          <w:i/>
-          <w:iCs/>
-        </w:rPr>
-        <w:t>Sometida a votación esta resolución, es aprobada a unanimidad de votos.</w:t>
-      </w:r>
-    </w:p>
-    <w:p>
-      <w:pPr>
-        <w:jc w:val="both"/>
-      </w:pPr>
-      <w:r>
-        <w:t xml:space="preserve">Y no habiendo otro asunto que tratar, el </w:t>
-      </w:r>
-      <w:proofErr w:type="gramStart"/>
-      <w:r>
-        <w:t>Presidente</w:t>
-      </w:r>
-      <w:proofErr w:type="gramEnd"/>
-      <w:r>
-        <w:t xml:space="preserve"> declaró clausurada la Asamblea, levantándose la presente Acta, la cual, después de leída y aprobada, es firmada por todos los presentes en señal de conformidad.</w:t>
-      </w:r>
-    </w:p>
-    <w:p>
-      <w:pPr>
-        <w:jc w:val="both"/>
-      </w:pPr>
-      <w:r>
-        <w:pict w14:anchorId="298D4870">
-          <v:rect id="_x0000_i1043" style="width:0;height:1.5pt" o:hralign="center" o:hrstd="t" o:hr="t" fillcolor="#a0a0a0" stroked="f"/>
-        </w:pict>
-      </w:r>
-    </w:p>
-    <w:p>
-      <w:pPr>
-        <w:jc w:val="both"/>
-      </w:pPr>
-      <w:r>
-        <w:rPr>
-          <w:b/>
-          <w:bCs/>
-        </w:rPr>
-        <w:t>[NOMBRE DEL PRESIDENTE]</w:t>
-      </w:r>
-      <w:r>
-        <w:t xml:space="preserve"> </w:t>
-      </w:r>
-      <w:proofErr w:type="gramStart"/>
-      <w:r>
-        <w:t>Presidente</w:t>
-      </w:r>
-      <w:proofErr w:type="gramEnd"/>
-      <w:r>
-        <w:t xml:space="preserve"> de la Asamblea y Socio</w:t>
-      </w:r>
-    </w:p>
-    <w:p>
-      <w:pPr>
-        <w:jc w:val="both"/>
-      </w:pPr>
-      <w:r>
-        <w:pict w14:anchorId="2C20C8F4">
-          <v:rect id="_x0000_i1044" style="width:0;height:1.5pt" o:hralign="center" o:hrstd="t" o:hr="t" fillcolor="#a0a0a0" stroked="f"/>
-        </w:pict>
-      </w:r>
-    </w:p>
-    <w:p>
-      <w:pPr>
-        <w:jc w:val="both"/>
-      </w:pPr>
-      <w:r>
-        <w:rPr>
-          <w:b/>
-          <w:bCs/>
-        </w:rPr>
-        <w:t>[NOMBRE DEL SECRETARIO]</w:t>
-      </w:r>
-      <w:r>
-        <w:t xml:space="preserve"> </w:t>
-      </w:r>
-      <w:proofErr w:type="gramStart"/>
-      <w:r>
-        <w:t>Secretario</w:t>
-      </w:r>
-      <w:proofErr w:type="gramEnd"/>
-      <w:r>
-        <w:t xml:space="preserve"> de la Asamblea y Socio</w:t>
-      </w:r>
-    </w:p>
-    <w:p>
-      <w:pPr>
-        <w:jc w:val="both"/>
-      </w:pPr>
-      <w:r>
-        <w:pict w14:anchorId="00CA116F">
-          <v:rect id="_x0000_i1045" style="width:0;height:1.5pt" o:hralign="center" o:hrstd="t" o:hr="t" fillcolor="#a0a0a0" stroked="f"/>
-        </w:pict>
-      </w:r>
-    </w:p>
-    <w:p>
-      <w:pPr>
-        <w:jc w:val="both"/>
-      </w:pPr>
-      <w:r>
-        <w:rPr>
-          <w:b/>
-          <w:bCs/>
-        </w:rPr>
-        <w:t>[NOMBRE DEL GERENTE DESIGNADO]</w:t>
-      </w:r>
-      <w:r>
-        <w:t xml:space="preserve"> Acepto el cargo de Gerente</w:t>
-      </w:r>
-    </w:p>
-    <w:p>
-      <w:pPr>
-        <w:jc w:val="both"/>
-      </w:pPr>
+    </w:p>
+    <w:p>
+      <w:pPr>
+        <w:spacing w:after="0" w:line="276" w:lineRule="auto"/>
+        <w:jc w:val="center"/>
+      </w:pPr>
+      <w:r>
+        <w:t>{{NOMBRE_GERENTE}}</w:t>
+      </w:r>
+    </w:p>
+    <w:p>
+      <w:pPr>
+        <w:spacing w:after="0" w:line="276" w:lineRule="auto"/>
+        <w:jc w:val="center"/>
+      </w:pPr>
+      <w:r>
+        <w:t>Acepto el cargo de Gerente</w:t>
+      </w:r>
     </w:p>
     <w:sectPr>
       <w:pgSz w:w="11906" w:h="16838"/>
